--- a/downloads/documents/04 Units/Unit 06 - Food Systems and Production - From Farm to Table/Project 06 - Feed the Class.docx
+++ b/downloads/documents/04 Units/Unit 06 - Food Systems and Production - From Farm to Table/Project 06 - Feed the Class.docx
@@ -2677,7 +2677,7 @@
         <w:t xml:space="preserve"> </w:t>
       </w:r>
       <w:r>
-        <w:t xml:space="preserve">(Turkish, Portuguese, and Spanish, to be checked by a native speaker, a bilingual colleague, or the ENL teacher). The full set, with the reflection and the lab role starters, is in</w:t>
+        <w:t xml:space="preserve">(Spanish, to be checked by a native speaker, a bilingual colleague, or the ENL teacher). The full set, with the reflection and the lab role starters, is in</w:t>
       </w:r>
       <w:r>
         <w:t xml:space="preserve"> </w:t>
@@ -2699,10 +2699,8 @@
         <w:tblLook w:firstRow="1"/>
       </w:tblPr>
       <w:tblGrid>
-        <w:gridCol w:w="1980"/>
-        <w:gridCol w:w="1980"/>
-        <w:gridCol w:w="1980"/>
-        <w:gridCol w:w="1980"/>
+        <w:gridCol w:w="3960"/>
+        <w:gridCol w:w="3960"/>
       </w:tblGrid>
       <w:tr>
         <w:trPr>
@@ -2738,40 +2736,6 @@
               <w:jc w:val="left"/>
             </w:pPr>
             <w:r>
-              <w:t xml:space="preserve">Turkish</w:t>
-            </w:r>
-          </w:p>
-        </w:tc>
-        <w:tc>
-          <w:tcPr>
-            <w:tcBorders>
-              <w:bottom w:val="single"/>
-            </w:tcBorders>
-            <w:vAlign w:val="bottom"/>
-          </w:tcPr>
-          <w:p>
-            <w:pPr>
-              <w:pStyle w:val="Compact"/>
-              <w:jc w:val="left"/>
-            </w:pPr>
-            <w:r>
-              <w:t xml:space="preserve">Portuguese</w:t>
-            </w:r>
-          </w:p>
-        </w:tc>
-        <w:tc>
-          <w:tcPr>
-            <w:tcBorders>
-              <w:bottom w:val="single"/>
-            </w:tcBorders>
-            <w:vAlign w:val="bottom"/>
-          </w:tcPr>
-          <w:p>
-            <w:pPr>
-              <w:pStyle w:val="Compact"/>
-              <w:jc w:val="left"/>
-            </w:pPr>
-            <w:r>
               <w:t xml:space="preserve">Spanish</w:t>
             </w:r>
           </w:p>
@@ -2796,28 +2760,6 @@
               <w:jc w:val="left"/>
             </w:pPr>
             <w:r>
-              <w:t xml:space="preserve">___ seçtik çünkü ___ kuralına uyuyor.</w:t>
-            </w:r>
-          </w:p>
-        </w:tc>
-        <w:tc>
-          <w:p>
-            <w:pPr>
-              <w:pStyle w:val="Compact"/>
-              <w:jc w:val="left"/>
-            </w:pPr>
-            <w:r>
-              <w:t xml:space="preserve">Escolhemos ___ porque se encaixa em ___.</w:t>
-            </w:r>
-          </w:p>
-        </w:tc>
-        <w:tc>
-          <w:p>
-            <w:pPr>
-              <w:pStyle w:val="Compact"/>
-              <w:jc w:val="left"/>
-            </w:pPr>
-            <w:r>
               <w:t xml:space="preserve">Elegimos ___ porque cumple con ___.</w:t>
             </w:r>
           </w:p>
@@ -2842,28 +2784,6 @@
               <w:jc w:val="left"/>
             </w:pPr>
             <w:r>
-              <w:t xml:space="preserve">Tarif 4 kişilik. 28 kişi gerekiyor, bu yüzden 7 ile çarpıyoruz.</w:t>
-            </w:r>
-          </w:p>
-        </w:tc>
-        <w:tc>
-          <w:p>
-            <w:pPr>
-              <w:pStyle w:val="Compact"/>
-              <w:jc w:val="left"/>
-            </w:pPr>
-            <w:r>
-              <w:t xml:space="preserve">A receita rende 4. Precisamos de 28, então multiplicamos por 7.</w:t>
-            </w:r>
-          </w:p>
-        </w:tc>
-        <w:tc>
-          <w:p>
-            <w:pPr>
-              <w:pStyle w:val="Compact"/>
-              <w:jc w:val="left"/>
-            </w:pPr>
-            <w:r>
               <w:t xml:space="preserve">La receta rinde 4. Necesitamos 28, así que multiplicamos por 7.</w:t>
             </w:r>
           </w:p>
@@ -2878,28 +2798,6 @@
             </w:pPr>
             <w:r>
               <w:t xml:space="preserve">We will buy ___ instead of ___ and save $___.</w:t>
-            </w:r>
-          </w:p>
-        </w:tc>
-        <w:tc>
-          <w:p>
-            <w:pPr>
-              <w:pStyle w:val="Compact"/>
-              <w:jc w:val="left"/>
-            </w:pPr>
-            <w:r>
-              <w:t xml:space="preserve">___ yerine ___ alacağız ve ___ dolar tasarruf edeceğiz.</w:t>
-            </w:r>
-          </w:p>
-        </w:tc>
-        <w:tc>
-          <w:p>
-            <w:pPr>
-              <w:pStyle w:val="Compact"/>
-              <w:jc w:val="left"/>
-            </w:pPr>
-            <w:r>
-              <w:t xml:space="preserve">Vamos comprar ___ em vez de ___ e economizar $___.</w:t>
             </w:r>
           </w:p>
         </w:tc>
@@ -2957,7 +2855,7 @@
               <w:jc w:val="left"/>
             </w:pPr>
             <w:r>
-              <w:t xml:space="preserve">İlk adımımız</w:t>
+              <w:t xml:space="preserve">Nuestro primer paso es</w:t>
             </w:r>
             <w:r>
               <w:t xml:space="preserve"> </w:t>
@@ -2967,7 +2865,7 @@
                 <w:i/>
                 <w:b/>
               </w:rPr>
-              <w:t xml:space="preserve">.</w:t>
+              <w:t xml:space="preserve">. Toma</w:t>
             </w:r>
             <w:r>
               <w:rPr>
@@ -2980,18 +2878,20 @@
               <w:t xml:space="preserve"> </w:t>
             </w:r>
             <w:r>
-              <w:t xml:space="preserve">dakika sürüyor.</w:t>
-            </w:r>
-          </w:p>
-        </w:tc>
-        <w:tc>
-          <w:p>
-            <w:pPr>
-              <w:pStyle w:val="Compact"/>
-              <w:jc w:val="left"/>
-            </w:pPr>
-            <w:r>
-              <w:t xml:space="preserve">Nosso primeiro passo é</w:t>
+              <w:t xml:space="preserve">minutos.</w:t>
+            </w:r>
+          </w:p>
+        </w:tc>
+      </w:tr>
+      <w:tr>
+        <w:tc>
+          <w:p>
+            <w:pPr>
+              <w:pStyle w:val="Compact"/>
+              <w:jc w:val="left"/>
+            </w:pPr>
+            <w:r>
+              <w:t xml:space="preserve">Everything waits on</w:t>
             </w:r>
             <w:r>
               <w:t xml:space="preserve"> </w:t>
@@ -3001,7 +2901,7 @@
                 <w:i/>
                 <w:b/>
               </w:rPr>
-              <w:t xml:space="preserve">. Leva</w:t>
+              <w:t xml:space="preserve">, so it starts at minute</w:t>
             </w:r>
             <w:r>
               <w:rPr>
@@ -3011,21 +2911,18 @@
               <w:t xml:space="preserve"> </w:t>
             </w:r>
             <w:r>
-              <w:t xml:space="preserve"> </w:t>
-            </w:r>
-            <w:r>
-              <w:t xml:space="preserve">minutos.</w:t>
-            </w:r>
-          </w:p>
-        </w:tc>
-        <w:tc>
-          <w:p>
-            <w:pPr>
-              <w:pStyle w:val="Compact"/>
-              <w:jc w:val="left"/>
-            </w:pPr>
-            <w:r>
-              <w:t xml:space="preserve">Nuestro primer paso es</w:t>
+              <w:t xml:space="preserve">.</w:t>
+            </w:r>
+          </w:p>
+        </w:tc>
+        <w:tc>
+          <w:p>
+            <w:pPr>
+              <w:pStyle w:val="Compact"/>
+              <w:jc w:val="left"/>
+            </w:pPr>
+            <w:r>
+              <w:t xml:space="preserve">Todo depende de</w:t>
             </w:r>
             <w:r>
               <w:t xml:space="preserve"> </w:t>
@@ -3035,7 +2932,7 @@
                 <w:i/>
                 <w:b/>
               </w:rPr>
-              <w:t xml:space="preserve">. Toma</w:t>
+              <w:t xml:space="preserve">, así que empieza en el minuto</w:t>
             </w:r>
             <w:r>
               <w:rPr>
@@ -3045,10 +2942,7 @@
               <w:t xml:space="preserve"> </w:t>
             </w:r>
             <w:r>
-              <w:t xml:space="preserve"> </w:t>
-            </w:r>
-            <w:r>
-              <w:t xml:space="preserve">minutos.</w:t>
+              <w:t xml:space="preserve">.</w:t>
             </w:r>
           </w:p>
         </w:tc>
@@ -3061,7 +2955,31 @@
               <w:jc w:val="left"/>
             </w:pPr>
             <w:r>
-              <w:t xml:space="preserve">Everything waits on</w:t>
+              <w:t xml:space="preserve">My job in this block is ___.</w:t>
+            </w:r>
+          </w:p>
+        </w:tc>
+        <w:tc>
+          <w:p>
+            <w:pPr>
+              <w:pStyle w:val="Compact"/>
+              <w:jc w:val="left"/>
+            </w:pPr>
+            <w:r>
+              <w:t xml:space="preserve">Mi trabajo en este bloque es ___.</w:t>
+            </w:r>
+          </w:p>
+        </w:tc>
+      </w:tr>
+      <w:tr>
+        <w:tc>
+          <w:p>
+            <w:pPr>
+              <w:pStyle w:val="Compact"/>
+              <w:jc w:val="left"/>
+            </w:pPr>
+            <w:r>
+              <w:t xml:space="preserve">Our plan said</w:t>
             </w:r>
             <w:r>
               <w:t xml:space="preserve"> </w:t>
@@ -3071,7 +2989,7 @@
                 <w:i/>
                 <w:b/>
               </w:rPr>
-              <w:t xml:space="preserve">, so it starts at minute</w:t>
+              <w:t xml:space="preserve">. What happened was</w:t>
             </w:r>
             <w:r>
               <w:rPr>
@@ -3092,18 +3010,7 @@
               <w:jc w:val="left"/>
             </w:pPr>
             <w:r>
-              <w:t xml:space="preserve">Her şey ___ bekliyor, bu yüzden ___. dakikada başlıyor.</w:t>
-            </w:r>
-          </w:p>
-        </w:tc>
-        <w:tc>
-          <w:p>
-            <w:pPr>
-              <w:pStyle w:val="Compact"/>
-              <w:jc w:val="left"/>
-            </w:pPr>
-            <w:r>
-              <w:t xml:space="preserve">Tudo depende de</w:t>
+              <w:t xml:space="preserve">Nuestro plan decía</w:t>
             </w:r>
             <w:r>
               <w:t xml:space="preserve"> </w:t>
@@ -3113,7 +3020,7 @@
                 <w:i/>
                 <w:b/>
               </w:rPr>
-              <w:t xml:space="preserve">, então começa no minuto</w:t>
+              <w:t xml:space="preserve">. Lo que pasó fue</w:t>
             </w:r>
             <w:r>
               <w:rPr>
@@ -3127,37 +3034,6 @@
             </w:r>
           </w:p>
         </w:tc>
-        <w:tc>
-          <w:p>
-            <w:pPr>
-              <w:pStyle w:val="Compact"/>
-              <w:jc w:val="left"/>
-            </w:pPr>
-            <w:r>
-              <w:t xml:space="preserve">Todo depende de</w:t>
-            </w:r>
-            <w:r>
-              <w:t xml:space="preserve"> </w:t>
-            </w:r>
-            <w:r>
-              <w:rPr>
-                <w:i/>
-                <w:b/>
-              </w:rPr>
-              <w:t xml:space="preserve">, así que empieza en el minuto</w:t>
-            </w:r>
-            <w:r>
-              <w:rPr>
-                <w:i/>
-                <w:b/>
-              </w:rPr>
-              <w:t xml:space="preserve"> </w:t>
-            </w:r>
-            <w:r>
-              <w:t xml:space="preserve">.</w:t>
-            </w:r>
-          </w:p>
-        </w:tc>
       </w:tr>
       <w:tr>
         <w:tc>
@@ -3167,181 +3043,7 @@
               <w:jc w:val="left"/>
             </w:pPr>
             <w:r>
-              <w:t xml:space="preserve">My job in this block is ___.</w:t>
-            </w:r>
-          </w:p>
-        </w:tc>
-        <w:tc>
-          <w:p>
-            <w:pPr>
-              <w:pStyle w:val="Compact"/>
-              <w:jc w:val="left"/>
-            </w:pPr>
-            <w:r>
-              <w:t xml:space="preserve">Bu bölümdeki görevim ___.</w:t>
-            </w:r>
-          </w:p>
-        </w:tc>
-        <w:tc>
-          <w:p>
-            <w:pPr>
-              <w:pStyle w:val="Compact"/>
-              <w:jc w:val="left"/>
-            </w:pPr>
-            <w:r>
-              <w:t xml:space="preserve">Meu trabalho neste bloco é ___.</w:t>
-            </w:r>
-          </w:p>
-        </w:tc>
-        <w:tc>
-          <w:p>
-            <w:pPr>
-              <w:pStyle w:val="Compact"/>
-              <w:jc w:val="left"/>
-            </w:pPr>
-            <w:r>
-              <w:t xml:space="preserve">Mi trabajo en este bloque es ___.</w:t>
-            </w:r>
-          </w:p>
-        </w:tc>
-      </w:tr>
-      <w:tr>
-        <w:tc>
-          <w:p>
-            <w:pPr>
-              <w:pStyle w:val="Compact"/>
-              <w:jc w:val="left"/>
-            </w:pPr>
-            <w:r>
-              <w:t xml:space="preserve">Our plan said</w:t>
-            </w:r>
-            <w:r>
-              <w:t xml:space="preserve"> </w:t>
-            </w:r>
-            <w:r>
-              <w:rPr>
-                <w:i/>
-                <w:b/>
-              </w:rPr>
-              <w:t xml:space="preserve">. What happened was</w:t>
-            </w:r>
-            <w:r>
-              <w:rPr>
-                <w:i/>
-                <w:b/>
-              </w:rPr>
-              <w:t xml:space="preserve"> </w:t>
-            </w:r>
-            <w:r>
-              <w:t xml:space="preserve">.</w:t>
-            </w:r>
-          </w:p>
-        </w:tc>
-        <w:tc>
-          <w:p>
-            <w:pPr>
-              <w:pStyle w:val="Compact"/>
-              <w:jc w:val="left"/>
-            </w:pPr>
-            <w:r>
-              <w:t xml:space="preserve">Planımız ___ dedi. Olan şey ___ oldu.</w:t>
-            </w:r>
-          </w:p>
-        </w:tc>
-        <w:tc>
-          <w:p>
-            <w:pPr>
-              <w:pStyle w:val="Compact"/>
-              <w:jc w:val="left"/>
-            </w:pPr>
-            <w:r>
-              <w:t xml:space="preserve">Nosso plano dizia</w:t>
-            </w:r>
-            <w:r>
-              <w:t xml:space="preserve"> </w:t>
-            </w:r>
-            <w:r>
-              <w:rPr>
-                <w:i/>
-                <w:b/>
-              </w:rPr>
-              <w:t xml:space="preserve">. O que aconteceu foi</w:t>
-            </w:r>
-            <w:r>
-              <w:rPr>
-                <w:i/>
-                <w:b/>
-              </w:rPr>
-              <w:t xml:space="preserve"> </w:t>
-            </w:r>
-            <w:r>
-              <w:t xml:space="preserve">.</w:t>
-            </w:r>
-          </w:p>
-        </w:tc>
-        <w:tc>
-          <w:p>
-            <w:pPr>
-              <w:pStyle w:val="Compact"/>
-              <w:jc w:val="left"/>
-            </w:pPr>
-            <w:r>
-              <w:t xml:space="preserve">Nuestro plan decía</w:t>
-            </w:r>
-            <w:r>
-              <w:t xml:space="preserve"> </w:t>
-            </w:r>
-            <w:r>
-              <w:rPr>
-                <w:i/>
-                <w:b/>
-              </w:rPr>
-              <w:t xml:space="preserve">. Lo que pasó fue</w:t>
-            </w:r>
-            <w:r>
-              <w:rPr>
-                <w:i/>
-                <w:b/>
-              </w:rPr>
-              <w:t xml:space="preserve"> </w:t>
-            </w:r>
-            <w:r>
-              <w:t xml:space="preserve">.</w:t>
-            </w:r>
-          </w:p>
-        </w:tc>
-      </w:tr>
-      <w:tr>
-        <w:tc>
-          <w:p>
-            <w:pPr>
-              <w:pStyle w:val="Compact"/>
-              <w:jc w:val="left"/>
-            </w:pPr>
-            <w:r>
               <w:t xml:space="preserve">It cost $___ per person. Next time I would change ___.</w:t>
-            </w:r>
-          </w:p>
-        </w:tc>
-        <w:tc>
-          <w:p>
-            <w:pPr>
-              <w:pStyle w:val="Compact"/>
-              <w:jc w:val="left"/>
-            </w:pPr>
-            <w:r>
-              <w:t xml:space="preserve">Kişi başı ___ dolara geldi. Bir dahaki sefere ___ değiştirirdim.</w:t>
-            </w:r>
-          </w:p>
-        </w:tc>
-        <w:tc>
-          <w:p>
-            <w:pPr>
-              <w:pStyle w:val="Compact"/>
-              <w:jc w:val="left"/>
-            </w:pPr>
-            <w:r>
-              <w:t xml:space="preserve">Custou $___ por pessoa. Na próxima vez eu mudaria ___.</w:t>
             </w:r>
           </w:p>
         </w:tc>
@@ -4253,7 +3955,7 @@
     <w:sectPr>
       <w:headerReference w:type="default" r:id="rId9"/>
       <w:pgSz w:w="12240" w:h="15840"/>
-      <w:pgMar w:top="1440" w:bottom="1440" w:left="1440" w:right="1440" w:header="504"/>
+      <w:pgMar w:top="1296" w:bottom="1296" w:left="1296" w:right="1296" w:header="504"/>
     </w:sectPr>
   </w:body>
 </w:document>

--- a/downloads/documents/04 Units/Unit 06 - Food Systems and Production - From Farm to Table/Project 06 - Feed the Class.docx
+++ b/downloads/documents/04 Units/Unit 06 - Food Systems and Production - From Farm to Table/Project 06 - Feed the Class.docx
@@ -3487,7 +3487,7 @@
               <w:jc w:val="left"/>
             </w:pPr>
             <w:r>
-              <w:t xml:space="preserve">Over by $1.45. Swap to 1.5 lb deli meat and add a second cheese to make $19.46. Cold items stay in a cooler with ice packs until minute 5</w:t>
+              <w:t xml:space="preserve">Over by $1.45. Drop to 1 lb of deli meat ($5.99) and add one 8 oz bag of shredded cheese ($1.99) to make $17.45. Cold items stay in a cooler with ice packs until minute 5</w:t>
             </w:r>
           </w:p>
         </w:tc>

--- a/downloads/documents/04 Units/Unit 06 - Food Systems and Production - From Farm to Table/Project 06 - Feed the Class.docx
+++ b/downloads/documents/04 Units/Unit 06 - Food Systems and Production - From Farm to Table/Project 06 - Feed the Class.docx
@@ -329,7 +329,7 @@
         <w:pStyle w:val="FirstParagraph"/>
       </w:pPr>
       <w:r>
-        <w:t xml:space="preserve">There are twenty-eight people in this room and I have about eighty dollars. In eight class periods, you are going to feed everybody one real meal, and I am not going to plan it, price it, or cook it for you. You are the kitchen.</w:t>
+        <w:t xml:space="preserve">There are 28 people in this room and I have about $80. In eight class periods, you are going to feed everybody one real meal. I am not going to plan it, price it, or cook it for you. You are the kitchen.</w:t>
       </w:r>
     </w:p>
     <w:p>
@@ -337,7 +337,7 @@
         <w:pStyle w:val="BodyText"/>
       </w:pPr>
       <w:r>
-        <w:t xml:space="preserve">Your station picks a dish. You scale the recipe from four servings up to the whole class. You price it, to the penny, from this week’s real supermarket circular. You write your own flowchart in five-minute blocks and your own station card. You hand me one shopping list for the whole class and I buy exactly what is on it. Then you cook it, serve it to everybody else before you serve yourself, clean the room to a signed checklist, and tell me what it actually cost and what you would change.</w:t>
+        <w:t xml:space="preserve">Your station picks a dish. You scale the recipe from four servings up to the whole class. You price it, to the penny, from this week’s real supermarket circular. You write your own flowchart (your plan in five-minute blocks) and your own station card. You hand me one shopping list for the whole class, and I buy exactly what is on it. Then you cook it. You serve everybody else before you serve yourself. You clean the room to a signed checklist. Then you tell me what it actually cost and what you would change.</w:t>
       </w:r>
     </w:p>
     <w:p>
@@ -345,7 +345,7 @@
         <w:pStyle w:val="BodyText"/>
       </w:pPr>
       <w:r>
-        <w:t xml:space="preserve">I have done this before. Four kitchens in one period, 112 students across four periods on a $150 budget, every price checked against the store circular. It worked because the plan was on paper before anybody touched a burner. That is the part you own.</w:t>
+        <w:t xml:space="preserve">I have done this before. Four kitchens in one period, 112 students across four periods, on a $150 budget, with every price checked against the store circular. It worked because the plan was on paper before anybody touched a burner. That is the part you own.</w:t>
       </w:r>
     </w:p>
     <w:p>
@@ -397,7 +397,7 @@
         <w:t xml:space="preserve"> </w:t>
       </w:r>
       <w:r>
-        <w:t xml:space="preserve">Four stations, $20 each. If your station comes in under, that is a good result, not a missed chance. Coming in under is what a real kitchen tries to do.</w:t>
+        <w:t xml:space="preserve">Four stations, $20 each. If your station spends less than $20, that is a good result, not a missed chance. Spending less than the budget is what a real kitchen tries to do.</w:t>
       </w:r>
     </w:p>
     <w:p>
@@ -767,7 +767,7 @@
         <w:pStyle w:val="FirstParagraph"/>
       </w:pPr>
       <w:r>
-        <w:t xml:space="preserve">Five costed options, all priced for 28 portions at station scale. The class menu needs at least one main, at least one side or vegetable, and one dessert, so no two stations take the same option. Full cards with ingredients, prices, and instructions are on</w:t>
+        <w:t xml:space="preserve">Five priced options, all for 28 portions. The class menu needs at least one main, at least one side or vegetable, and one dessert. No two stations take the same option. Full cards with ingredients, prices, and instructions are on</w:t>
       </w:r>
       <w:r>
         <w:t xml:space="preserve"> </w:t>
@@ -1258,7 +1258,7 @@
         <w:t xml:space="preserve"> </w:t>
       </w:r>
       <w:r>
-        <w:t xml:space="preserve">In Lesson 6.12 your station walks all five cards, fills the comparison table, then ranks its top two on a slip. I resolve conflicts by the rankings and by which station can handle the equipment. Then you write the three-sentence justification: which option you picked, and how it clears three of the seven constraints. If two stations both want the oven, the flowchart in Lesson 6.14 is where you solve it, not here.</w:t>
+        <w:t xml:space="preserve">In Lesson 6.12 your station walks all five cards, fills in the comparison table, then ranks its top two on a slip. If two stations want the same option, I decide by the rankings and by which station can handle the equipment. Then you write the justification: one sentence on why you picked that option, then one sentence for each of three constraints it clears (no knives, 40 minutes, and the budget). If two stations both want the oven, the flowchart in Lesson 6.14 is where you solve it, not here.</w:t>
       </w:r>
     </w:p>
     <w:p>
@@ -2342,7 +2342,7 @@
               <w:jc w:val="left"/>
             </w:pPr>
             <w:r>
-              <w:t xml:space="preserve">Owns the choice sheet and the justification. Knows why this dish and can say it in three sentences</w:t>
+              <w:t xml:space="preserve">Owns the choice sheet and the justification. Knows why this dish and can say it in four sentences</w:t>
             </w:r>
           </w:p>
         </w:tc>
@@ -2576,7 +2576,7 @@
         <w:t xml:space="preserve"> </w:t>
       </w:r>
       <w:r>
-        <w:t xml:space="preserve">Written or drawn. A picture flowchart card with eight boxes counts as a real card if a substitute could follow it.</w:t>
+        <w:t xml:space="preserve">Written or drawn. A picture flowchart card with eight boxes counts as a real card if a substitute teacher could follow it.</w:t>
       </w:r>
     </w:p>
     <w:p>
@@ -3203,7 +3203,7 @@
         <w:t xml:space="preserve">Rubric 06 - Feed the Class.md</w:t>
       </w:r>
       <w:r>
-        <w:t xml:space="preserve">, five criteria, each Not Yet (1), Approaching (2), Meets (3), or Exceeds (4), for 20 points. Your team fills the self-assessment row before I score. Criteria 1, 2, 3, and 5 are team scores; criterion 4 (the cook day) has a team part and an individual part. A safety violation on cook day is an individual zero for that day’s participation under the grading plan, is a conversation and a redo of the clean phase rather than a lecture, and caps the team at Approaching on criterion 4 for that day.</w:t>
+        <w:t xml:space="preserve">, five criteria, each Not Yet (1), Approaching (2), Meets (3), or Exceeds (4), for 20 points. Your team fills in the self-assessment row before I score. Criteria 1, 2, 3, and 5 are team scores. Criterion 4 (the cook day) has a team part and an individual part. A safety violation on cook day is an individual zero for that day’s participation under the grading plan. It is handled as a conversation and a redo of the clean phase, not a lecture. It also caps the team at Approaching on criterion 4 for that day.</w:t>
       </w:r>
     </w:p>
     <w:p>
@@ -3234,7 +3234,7 @@
         <w:pStyle w:val="BodyText"/>
       </w:pPr>
       <w:r>
-        <w:t xml:space="preserve">The project counts in the labs and projects category, 40 percent of the marking period. A late project is accepted with a one-level drop on one criterion, never a zero.</w:t>
+        <w:t xml:space="preserve">The project counts in the labs and projects category, 40 percent of the marking period. A late project is accepted with a one-level drop on one criterion. It is never a zero.</w:t>
       </w:r>
     </w:p>
     <w:p>
@@ -3511,7 +3511,7 @@
               <w:jc w:val="left"/>
             </w:pPr>
             <w:r>
-              <w:t xml:space="preserve">Snack board: crackers, cheese sticks, baby carrots, grape tomatoes, hummus cups, pretzels</w:t>
+              <w:t xml:space="preserve">Snack board: crackers, cheese sticks, baby carrots</w:t>
             </w:r>
           </w:p>
         </w:tc>
@@ -3665,7 +3665,7 @@
               <w:jc w:val="left"/>
             </w:pPr>
             <w:r>
-              <w:t xml:space="preserve">Fresh salsa and chips with pre-cut vegetables and canned beans</w:t>
+              <w:t xml:space="preserve">Salsa and chips with canned beans and pre-diced tomatoes</w:t>
             </w:r>
           </w:p>
         </w:tc>
@@ -3859,7 +3859,7 @@
         <w:pStyle w:val="Compact"/>
       </w:pPr>
       <w:r>
-        <w:t xml:space="preserve">This is my own multi-kitchen system, run by the students instead of by me. My version: six costed menus for 165 students across six periods and three kitchens on a $200 budget; an eleven-item shopping list for 112 students across four periods and four kitchens on $150 with store-brand swaps that saved $30.38; a one-page master flowchart in five-minute blocks marked substitute-teacher friendly; and one station card per kitchen for seven students with ingredients, ten numbered steps, safety reminders, and a</w:t>
+        <w:t xml:space="preserve">This is my own multi-kitchen system, run by the students instead of by me. My version, from two runs. The run named above: an eleven-item shopping list for 112 students across four periods and four kitchens on $150 with store-brand swaps that saved $30.38. The second example, a different run: six costed menus for 165 students across six periods and three kitchens on a $200 budget. Plus a one-page master flowchart in five-minute blocks marked substitute-teacher friendly; and one station card per kitchen for seven students with ingredients, ten numbered steps, safety reminders, and a</w:t>
       </w:r>
       <w:r>
         <w:t xml:space="preserve"> </w:t>
@@ -3955,7 +3955,7 @@
     <w:sectPr>
       <w:headerReference w:type="default" r:id="rId9"/>
       <w:pgSz w:w="12240" w:h="15840"/>
-      <w:pgMar w:top="1296" w:bottom="1296" w:left="1296" w:right="1296" w:header="504"/>
+      <w:pgMar w:top="1440" w:bottom="1440" w:left="1440" w:right="1440" w:header="504"/>
     </w:sectPr>
   </w:body>
 </w:document>
